--- a/klagomålsmail/S 4098-2022 FSC-klagomål mail.docx
+++ b/klagomålsmail/S 4098-2022 FSC-klagomål mail.docx
@@ -11,7 +11,7 @@
     </w:p>
     <w:p>
       <w:r>
-        <w:t>Vi vill informera om att det i och inom 22 meter från samrådsanmälan S 4098-2022 i Sigtuna kommun har hittats 172 naturvårdsarter varav 104 är rödlistade.</w:t>
+        <w:t>Vi vill informera om att det i och inom 22 meter från samrådsanmälan S 4098-2022 i Sigtuna kommun har hittats 173 naturvårdsarter varav 104 är rödlistade.</w:t>
       </w:r>
     </w:p>
     <w:p>

--- a/klagomålsmail/S 4098-2022 FSC-klagomål mail.docx
+++ b/klagomålsmail/S 4098-2022 FSC-klagomål mail.docx
@@ -11,7 +11,7 @@
     </w:p>
     <w:p>
       <w:r>
-        <w:t>Vi vill informera om att det i och inom 22 meter från samrådsanmälan S 4098-2022 i Sigtuna kommun har hittats 173 naturvårdsarter varav 104 är rödlistade.</w:t>
+        <w:t>Vi vill informera om att det i och inom 22 meter från samrådsanmälan S 4098-2022 i Sigtuna kommun har hittats 174 naturvårdsarter varav 104 är rödlistade.</w:t>
       </w:r>
     </w:p>
     <w:p>
